--- a/klagomål/A 8219-2025 FSC-klagomål.docx
+++ b/klagomål/A 8219-2025 FSC-klagomål.docx
@@ -1682,7 +1682,7 @@
     <w:r>
       <w:tab/>
       <w:tab/>
-      <w:t>2026-09-14</w:t>
+      <w:t>2026-09-15</w:t>
       <w:br/>
       <w:br/>
     </w:r>

--- a/klagomål/A 8219-2025 FSC-klagomål.docx
+++ b/klagomål/A 8219-2025 FSC-klagomål.docx
@@ -1682,7 +1682,7 @@
     <w:r>
       <w:tab/>
       <w:tab/>
-      <w:t>2026-09-15</w:t>
+      <w:t>2026-09-16</w:t>
       <w:br/>
       <w:br/>
     </w:r>

--- a/klagomål/A 8219-2025 FSC-klagomål.docx
+++ b/klagomål/A 8219-2025 FSC-klagomål.docx
@@ -1682,7 +1682,7 @@
     <w:r>
       <w:tab/>
       <w:tab/>
-      <w:t>2026-09-16</w:t>
+      <w:t>2026-09-17</w:t>
       <w:br/>
       <w:br/>
     </w:r>

--- a/klagomål/A 8219-2025 FSC-klagomål.docx
+++ b/klagomål/A 8219-2025 FSC-klagomål.docx
@@ -1682,7 +1682,7 @@
     <w:r>
       <w:tab/>
       <w:tab/>
-      <w:t>2026-09-17</w:t>
+      <w:t>2026-09-18</w:t>
       <w:br/>
       <w:br/>
     </w:r>

--- a/klagomål/A 8219-2025 FSC-klagomål.docx
+++ b/klagomål/A 8219-2025 FSC-klagomål.docx
@@ -1682,7 +1682,7 @@
     <w:r>
       <w:tab/>
       <w:tab/>
-      <w:t>2026-09-18</w:t>
+      <w:t>2026-09-19</w:t>
       <w:br/>
       <w:br/>
     </w:r>

--- a/klagomål/A 8219-2025 FSC-klagomål.docx
+++ b/klagomål/A 8219-2025 FSC-klagomål.docx
@@ -1682,7 +1682,7 @@
     <w:r>
       <w:tab/>
       <w:tab/>
-      <w:t>2026-09-19</w:t>
+      <w:t>2026-09-21</w:t>
       <w:br/>
       <w:br/>
     </w:r>

--- a/klagomål/A 8219-2025 FSC-klagomål.docx
+++ b/klagomål/A 8219-2025 FSC-klagomål.docx
@@ -1682,7 +1682,7 @@
     <w:r>
       <w:tab/>
       <w:tab/>
-      <w:t>2026-09-21</w:t>
+      <w:t>2026-09-23</w:t>
       <w:br/>
       <w:br/>
     </w:r>

--- a/klagomål/A 8219-2025 FSC-klagomål.docx
+++ b/klagomål/A 8219-2025 FSC-klagomål.docx
@@ -1682,7 +1682,7 @@
     <w:r>
       <w:tab/>
       <w:tab/>
-      <w:t>2026-09-23</w:t>
+      <w:t>2026-09-24</w:t>
       <w:br/>
       <w:br/>
     </w:r>

--- a/klagomål/A 8219-2025 FSC-klagomål.docx
+++ b/klagomål/A 8219-2025 FSC-klagomål.docx
@@ -1682,7 +1682,7 @@
     <w:r>
       <w:tab/>
       <w:tab/>
-      <w:t>2026-09-24</w:t>
+      <w:t>2026-09-25</w:t>
       <w:br/>
       <w:br/>
     </w:r>

--- a/klagomål/A 8219-2025 FSC-klagomål.docx
+++ b/klagomål/A 8219-2025 FSC-klagomål.docx
@@ -1682,7 +1682,7 @@
     <w:r>
       <w:tab/>
       <w:tab/>
-      <w:t>2026-09-25</w:t>
+      <w:t>2026-09-26</w:t>
       <w:br/>
       <w:br/>
     </w:r>

--- a/klagomål/A 8219-2025 FSC-klagomål.docx
+++ b/klagomål/A 8219-2025 FSC-klagomål.docx
@@ -1682,7 +1682,7 @@
     <w:r>
       <w:tab/>
       <w:tab/>
-      <w:t>2026-09-26</w:t>
+      <w:t>2026-09-27</w:t>
       <w:br/>
       <w:br/>
     </w:r>

--- a/klagomål/A 8219-2025 FSC-klagomål.docx
+++ b/klagomål/A 8219-2025 FSC-klagomål.docx
@@ -1682,7 +1682,7 @@
     <w:r>
       <w:tab/>
       <w:tab/>
-      <w:t>2026-09-27</w:t>
+      <w:t>2026-09-28</w:t>
       <w:br/>
       <w:br/>
     </w:r>

--- a/klagomål/A 8219-2025 FSC-klagomål.docx
+++ b/klagomål/A 8219-2025 FSC-klagomål.docx
@@ -1682,7 +1682,7 @@
     <w:r>
       <w:tab/>
       <w:tab/>
-      <w:t>2026-09-28</w:t>
+      <w:t>2026-09-29</w:t>
       <w:br/>
       <w:br/>
     </w:r>

--- a/klagomål/A 8219-2025 FSC-klagomål.docx
+++ b/klagomål/A 8219-2025 FSC-klagomål.docx
@@ -1682,7 +1682,7 @@
     <w:r>
       <w:tab/>
       <w:tab/>
-      <w:t>2026-09-29</w:t>
+      <w:t>2026-09-30</w:t>
       <w:br/>
       <w:br/>
     </w:r>

--- a/klagomål/A 8219-2025 FSC-klagomål.docx
+++ b/klagomål/A 8219-2025 FSC-klagomål.docx
@@ -1682,7 +1682,7 @@
     <w:r>
       <w:tab/>
       <w:tab/>
-      <w:t>2026-09-30</w:t>
+      <w:t>2026-10-01</w:t>
       <w:br/>
       <w:br/>
     </w:r>

--- a/klagomål/A 8219-2025 FSC-klagomål.docx
+++ b/klagomål/A 8219-2025 FSC-klagomål.docx
@@ -1682,7 +1682,7 @@
     <w:r>
       <w:tab/>
       <w:tab/>
-      <w:t>2026-10-01</w:t>
+      <w:t>2026-10-02</w:t>
       <w:br/>
       <w:br/>
     </w:r>

--- a/klagomål/A 8219-2025 FSC-klagomål.docx
+++ b/klagomål/A 8219-2025 FSC-klagomål.docx
@@ -1682,7 +1682,7 @@
     <w:r>
       <w:tab/>
       <w:tab/>
-      <w:t>2026-10-02</w:t>
+      <w:t>2026-10-03</w:t>
       <w:br/>
       <w:br/>
     </w:r>

--- a/klagomål/A 8219-2025 FSC-klagomål.docx
+++ b/klagomål/A 8219-2025 FSC-klagomål.docx
@@ -1682,7 +1682,7 @@
     <w:r>
       <w:tab/>
       <w:tab/>
-      <w:t>2026-10-03</w:t>
+      <w:t>2026-10-04</w:t>
       <w:br/>
       <w:br/>
     </w:r>

--- a/klagomål/A 8219-2025 FSC-klagomål.docx
+++ b/klagomål/A 8219-2025 FSC-klagomål.docx
@@ -1682,7 +1682,7 @@
     <w:r>
       <w:tab/>
       <w:tab/>
-      <w:t>2026-10-04</w:t>
+      <w:t>2026-10-05</w:t>
       <w:br/>
       <w:br/>
     </w:r>

--- a/klagomål/A 8219-2025 FSC-klagomål.docx
+++ b/klagomål/A 8219-2025 FSC-klagomål.docx
@@ -1682,7 +1682,7 @@
     <w:r>
       <w:tab/>
       <w:tab/>
-      <w:t>2026-10-05</w:t>
+      <w:t>2026-10-06</w:t>
       <w:br/>
       <w:br/>
     </w:r>

--- a/klagomål/A 8219-2025 FSC-klagomål.docx
+++ b/klagomål/A 8219-2025 FSC-klagomål.docx
@@ -1682,7 +1682,7 @@
     <w:r>
       <w:tab/>
       <w:tab/>
-      <w:t>2026-10-06</w:t>
+      <w:t>2026-10-07</w:t>
       <w:br/>
       <w:br/>
     </w:r>

--- a/klagomål/A 8219-2025 FSC-klagomål.docx
+++ b/klagomål/A 8219-2025 FSC-klagomål.docx
@@ -1682,7 +1682,7 @@
     <w:r>
       <w:tab/>
       <w:tab/>
-      <w:t>2026-10-07</w:t>
+      <w:t>2026-10-08</w:t>
       <w:br/>
       <w:br/>
     </w:r>

--- a/klagomål/A 8219-2025 FSC-klagomål.docx
+++ b/klagomål/A 8219-2025 FSC-klagomål.docx
@@ -1682,7 +1682,7 @@
     <w:r>
       <w:tab/>
       <w:tab/>
-      <w:t>2026-10-08</w:t>
+      <w:t>2026-10-09</w:t>
       <w:br/>
       <w:br/>
     </w:r>

--- a/klagomål/A 8219-2025 FSC-klagomål.docx
+++ b/klagomål/A 8219-2025 FSC-klagomål.docx
@@ -1682,7 +1682,7 @@
     <w:r>
       <w:tab/>
       <w:tab/>
-      <w:t>2026-10-09</w:t>
+      <w:t>2026-10-10</w:t>
       <w:br/>
       <w:br/>
     </w:r>

--- a/klagomål/A 8219-2025 FSC-klagomål.docx
+++ b/klagomål/A 8219-2025 FSC-klagomål.docx
@@ -1682,7 +1682,7 @@
     <w:r>
       <w:tab/>
       <w:tab/>
-      <w:t>2026-10-10</w:t>
+      <w:t>2026-10-11</w:t>
       <w:br/>
       <w:br/>
     </w:r>

--- a/klagomål/A 8219-2025 FSC-klagomål.docx
+++ b/klagomål/A 8219-2025 FSC-klagomål.docx
@@ -1682,7 +1682,7 @@
     <w:r>
       <w:tab/>
       <w:tab/>
-      <w:t>2026-10-11</w:t>
+      <w:t>2026-10-12</w:t>
       <w:br/>
       <w:br/>
     </w:r>

--- a/klagomål/A 8219-2025 FSC-klagomål.docx
+++ b/klagomål/A 8219-2025 FSC-klagomål.docx
@@ -1682,7 +1682,7 @@
     <w:r>
       <w:tab/>
       <w:tab/>
-      <w:t>2026-10-12</w:t>
+      <w:t>2026-10-13</w:t>
       <w:br/>
       <w:br/>
     </w:r>

--- a/klagomål/A 8219-2025 FSC-klagomål.docx
+++ b/klagomål/A 8219-2025 FSC-klagomål.docx
@@ -1682,7 +1682,7 @@
     <w:r>
       <w:tab/>
       <w:tab/>
-      <w:t>2026-10-13</w:t>
+      <w:t>2026-10-14</w:t>
       <w:br/>
       <w:br/>
     </w:r>

--- a/klagomål/A 8219-2025 FSC-klagomål.docx
+++ b/klagomål/A 8219-2025 FSC-klagomål.docx
@@ -1682,7 +1682,7 @@
     <w:r>
       <w:tab/>
       <w:tab/>
-      <w:t>2026-10-14</w:t>
+      <w:t>2026-10-15</w:t>
       <w:br/>
       <w:br/>
     </w:r>

--- a/klagomål/A 8219-2025 FSC-klagomål.docx
+++ b/klagomål/A 8219-2025 FSC-klagomål.docx
@@ -1682,7 +1682,7 @@
     <w:r>
       <w:tab/>
       <w:tab/>
-      <w:t>2026-10-15</w:t>
+      <w:t>2026-10-16</w:t>
       <w:br/>
       <w:br/>
     </w:r>

--- a/klagomål/A 8219-2025 FSC-klagomål.docx
+++ b/klagomål/A 8219-2025 FSC-klagomål.docx
@@ -1682,7 +1682,7 @@
     <w:r>
       <w:tab/>
       <w:tab/>
-      <w:t>2026-10-16</w:t>
+      <w:t>2026-10-17</w:t>
       <w:br/>
       <w:br/>
     </w:r>

--- a/klagomål/A 8219-2025 FSC-klagomål.docx
+++ b/klagomål/A 8219-2025 FSC-klagomål.docx
@@ -1682,7 +1682,7 @@
     <w:r>
       <w:tab/>
       <w:tab/>
-      <w:t>2026-10-17</w:t>
+      <w:t>2026-10-18</w:t>
       <w:br/>
       <w:br/>
     </w:r>

--- a/klagomål/A 8219-2025 FSC-klagomål.docx
+++ b/klagomål/A 8219-2025 FSC-klagomål.docx
@@ -1682,7 +1682,7 @@
     <w:r>
       <w:tab/>
       <w:tab/>
-      <w:t>2026-10-18</w:t>
+      <w:t>2026-10-19</w:t>
       <w:br/>
       <w:br/>
     </w:r>

--- a/klagomål/A 8219-2025 FSC-klagomål.docx
+++ b/klagomål/A 8219-2025 FSC-klagomål.docx
@@ -1682,7 +1682,7 @@
     <w:r>
       <w:tab/>
       <w:tab/>
-      <w:t>2026-10-19</w:t>
+      <w:t>2026-10-20</w:t>
       <w:br/>
       <w:br/>
     </w:r>

--- a/klagomål/A 8219-2025 FSC-klagomål.docx
+++ b/klagomål/A 8219-2025 FSC-klagomål.docx
@@ -1682,7 +1682,7 @@
     <w:r>
       <w:tab/>
       <w:tab/>
-      <w:t>2026-10-20</w:t>
+      <w:t>2026-10-21</w:t>
       <w:br/>
       <w:br/>
     </w:r>

--- a/klagomål/A 8219-2025 FSC-klagomål.docx
+++ b/klagomål/A 8219-2025 FSC-klagomål.docx
@@ -1682,7 +1682,7 @@
     <w:r>
       <w:tab/>
       <w:tab/>
-      <w:t>2026-10-21</w:t>
+      <w:t>2026-10-22</w:t>
       <w:br/>
       <w:br/>
     </w:r>

--- a/klagomål/A 8219-2025 FSC-klagomål.docx
+++ b/klagomål/A 8219-2025 FSC-klagomål.docx
@@ -1682,7 +1682,7 @@
     <w:r>
       <w:tab/>
       <w:tab/>
-      <w:t>2026-10-22</w:t>
+      <w:t>2026-10-23</w:t>
       <w:br/>
       <w:br/>
     </w:r>

--- a/klagomål/A 8219-2025 FSC-klagomål.docx
+++ b/klagomål/A 8219-2025 FSC-klagomål.docx
@@ -1682,7 +1682,7 @@
     <w:r>
       <w:tab/>
       <w:tab/>
-      <w:t>2026-10-23</w:t>
+      <w:t>2026-10-24</w:t>
       <w:br/>
       <w:br/>
     </w:r>

--- a/klagomål/A 8219-2025 FSC-klagomål.docx
+++ b/klagomål/A 8219-2025 FSC-klagomål.docx
@@ -1682,7 +1682,7 @@
     <w:r>
       <w:tab/>
       <w:tab/>
-      <w:t>2026-10-24</w:t>
+      <w:t>2026-10-25</w:t>
       <w:br/>
       <w:br/>
     </w:r>

--- a/klagomål/A 8219-2025 FSC-klagomål.docx
+++ b/klagomål/A 8219-2025 FSC-klagomål.docx
@@ -1682,7 +1682,7 @@
     <w:r>
       <w:tab/>
       <w:tab/>
-      <w:t>2026-10-25</w:t>
+      <w:t>2026-10-26</w:t>
       <w:br/>
       <w:br/>
     </w:r>

--- a/klagomål/A 8219-2025 FSC-klagomål.docx
+++ b/klagomål/A 8219-2025 FSC-klagomål.docx
@@ -1682,7 +1682,7 @@
     <w:r>
       <w:tab/>
       <w:tab/>
-      <w:t>2026-10-26</w:t>
+      <w:t>2026-10-27</w:t>
       <w:br/>
       <w:br/>
     </w:r>

--- a/klagomål/A 8219-2025 FSC-klagomål.docx
+++ b/klagomål/A 8219-2025 FSC-klagomål.docx
@@ -1682,7 +1682,7 @@
     <w:r>
       <w:tab/>
       <w:tab/>
-      <w:t>2026-10-27</w:t>
+      <w:t>2026-10-28</w:t>
       <w:br/>
       <w:br/>
     </w:r>

--- a/klagomål/A 8219-2025 FSC-klagomål.docx
+++ b/klagomål/A 8219-2025 FSC-klagomål.docx
@@ -221,7 +221,7 @@
     </w:p>
     <w:p>
       <w:r>
-        <w:t>I och inom 15 meter från avverkningsanmälan finns fynd av 26 naturvårdsarter, varav 19 är rödlistade, 2 är fridlysta, 21 är typiska (T) och 7 är signalarter (S): garnlav (VU, T), grantickeporing (VU), gränsticka (VU, T), smalskaftslav (VU), tajgaskinn (VU), brunpudrad nållav (NT, T), doftskinn (NT, T), gammelgransskål (NT, T), harticka (NT, T), lunglav (NT, T), rosenticka (NT, T), rynkskinn (NT, T), rödbrun blekspik (NT, T), skrovellav (NT, T), skuggblåslav (NT, T), tretåig hackspett (NT, T, §4), ullticka (NT, T), vedtrappmossa (NT, T), vitgrynig nållav (NT), blodticka (S, T), bårdlav (S, T), korallrot (S, T, §8), strutbräken (S, T), svavelriska (S), trådticka (S, T) och vedticka (S, T). Se Figur 1.</w:t>
+        <w:t>I och inom 15 meter från avverkningsanmälan finns fynd av 27 naturvårdsarter, varav 19 är rödlistade, 3 är fridlysta, 21 är typiska (T) och 7 är signalarter (S): garnlav (VU, T), grantickeporing (VU), gränsticka (VU, T), smalskaftslav (VU), tajgaskinn (VU), brunpudrad nållav (NT, T), doftskinn (NT, T), gammelgransskål (NT, T), harticka (NT, T), lunglav (NT, T), rosenticka (NT, T), rynkskinn (NT, T), rödbrun blekspik (NT, T), skrovellav (NT, T), skuggblåslav (NT, T), tretåig hackspett (NT, T, §4), ullticka (NT, T), vedtrappmossa (NT, T), vitgrynig nållav (NT), blodticka (S, T), bårdlav (S, T), korallrot (S, T, §8), strutbräken (S, T), svavelriska (S), trådticka (S, T), vedticka (S, T) och fläcknycklar (§8). Se Figur 1.</w:t>
       </w:r>
     </w:p>
     <w:p>
@@ -1052,7 +1052,7 @@
         <w:rPr>
           <w:i/>
         </w:rPr>
-        <w:t>I det avverkningsanmälda skogsområdet har 26 naturvårdsarter varav 19 rödlistade arter sina livsmiljöer och växtplatser.</w:t>
+        <w:t>I det avverkningsanmälda skogsområdet har 27 naturvårdsarter varav 19 rödlistade arter sina livsmiljöer och växtplatser.</w:t>
       </w:r>
     </w:p>
     <w:p>
@@ -1682,7 +1682,7 @@
     <w:r>
       <w:tab/>
       <w:tab/>
-      <w:t>2026-10-28</w:t>
+      <w:t>2026-10-29</w:t>
       <w:br/>
       <w:br/>
     </w:r>

--- a/klagomål/A 8219-2025 FSC-klagomål.docx
+++ b/klagomål/A 8219-2025 FSC-klagomål.docx
@@ -1682,7 +1682,7 @@
     <w:r>
       <w:tab/>
       <w:tab/>
-      <w:t>2026-10-29</w:t>
+      <w:t>2026-10-31</w:t>
       <w:br/>
       <w:br/>
     </w:r>
